--- a/HĐ/201_Diệu.docx
+++ b/HĐ/201_Diệu.docx
@@ -1004,7 +1004,7 @@
           <w:szCs w:val="24"/>
           <w:lang w:val="en-US"/>
         </w:rPr>
-        <w:t>06/11/2005</w:t>
+        <w:t>064305004777</w:t>
       </w:r>
       <w:r>
         <w:rPr>
